--- a/dosyalar/sinavlar/6-sinif/arapca-6-1d2y-beceri.docx
+++ b/dosyalar/sinavlar/6-sinif/arapca-6-1d2y-beceri.docx
@@ -522,7 +522,7 @@
                 <w:szCs w:val="32"/>
                 <w:rtl/>
               </w:rPr>
-              <w:t xml:space="preserve">يَوْمِي فِي الْمَدْرَسَةِ</w:t>
+              <w:t xml:space="preserve">مَدْرَسَتِي</w:t>
             </w:r>
           </w:p>
           <w:p>
@@ -558,7 +558,7 @@
                 <w:szCs w:val="30"/>
                 <w:rtl/>
               </w:rPr>
-              <w:t xml:space="preserve">أَذْهَبُ إِلَى الْمَدْرَسَةِ كُلَّ يَوْمٍ صَبَاحًا مَعَ بِنْتِ عَمِّي.</w:t>
+              <w:t xml:space="preserve">مَدْرَسَتِي كَبِيرَةٌ، وَفِيهَا ثَلَاثَةُ طَوَابِقَ.</w:t>
             </w:r>
           </w:p>
           <w:p>
@@ -576,7 +576,7 @@
                 <w:szCs w:val="30"/>
                 <w:rtl/>
               </w:rPr>
-              <w:t xml:space="preserve">مَدْرَسَتِي كَبِيرَةٌ، فِيهَا مَكْتَبَةٌ وَمَخْتَبَرٌ وَمَلْعَبٌ وَاسِعٌ.</w:t>
+              <w:t xml:space="preserve">فِي الطَّابِقِ الْأَوَّلِ الْمَقْصِفُ وَغُرْفَةُ الْمُدِيرِ.</w:t>
             </w:r>
           </w:p>
           <w:p>
@@ -594,7 +594,7 @@
                 <w:szCs w:val="30"/>
                 <w:rtl/>
               </w:rPr>
-              <w:t xml:space="preserve">فِي الصَّفِّ أَقْرَأُ وَأَكْتُبُ وَأَدْرُسُ اللُّغَةَ الْعَرَبِيَّةَ.</w:t>
+              <w:t xml:space="preserve">فِي الطَّابِقِ الثَّانِي الْمَكْتَبَةُ وَالْمُخْتَبَرُ.</w:t>
             </w:r>
           </w:p>
           <w:p>
@@ -612,7 +612,7 @@
                 <w:szCs w:val="30"/>
                 <w:rtl/>
               </w:rPr>
-              <w:t xml:space="preserve">دَرْسِي الْمُفَضَّلُ هُوَ الْعُلُومُ، وَمُعَلِّمَتُهُ اِسْمُهَا خَدِيجَةُ.</w:t>
+              <w:t xml:space="preserve">صَفِّي فِي الطَّابِقِ الثَّالِثِ، وَفِيهِ خَرِيطَةٌ وَحَاسُوبٌ وَسَاعَةٌ.</w:t>
             </w:r>
           </w:p>
           <w:p>
@@ -630,7 +630,7 @@
                 <w:szCs w:val="30"/>
                 <w:rtl/>
               </w:rPr>
-              <w:t xml:space="preserve">يَوْمَ الْخَمِيسِ عِنْدَنَا دَرْسُ الرِّيَاضَةِ فِي الْمَلْعَبِ.</w:t>
+              <w:t xml:space="preserve">اَلسَّبُّورَةُ أَمَامَ الْمَقَاعِدِ، وَالْمَسْجِدُ خَلْفَ الْمَدْرَسَةِ.</w:t>
             </w:r>
           </w:p>
         </w:tc>
@@ -684,7 +684,7 @@
           <w:szCs w:val="28"/>
           <w:rtl/>
         </w:rPr>
-        <w:t xml:space="preserve">مَاذَا تَدْرُسُ سُمَيَّةُ فِي الصَّفِّ؟</w:t>
+        <w:t xml:space="preserve">كَمْ طَابِقًا فِي الْمَدْرَسَةِ؟</w:t>
       </w:r>
     </w:p>
     <w:tbl>
@@ -752,7 +752,7 @@
                 <w:szCs w:val="28"/>
                 <w:rtl/>
               </w:rPr>
-              <w:t xml:space="preserve">اَللُّغَةَ الْعَرَبِيَّةَ</w:t>
+              <w:t xml:space="preserve">ثَلَاثَةُ طَوَابِقَ</w:t>
             </w:r>
           </w:p>
         </w:tc>
@@ -801,7 +801,7 @@
                 <w:szCs w:val="28"/>
                 <w:rtl/>
               </w:rPr>
-              <w:t xml:space="preserve">اَلتَّارِيخَ</w:t>
+              <w:t xml:space="preserve">طَابِقَانِ</w:t>
             </w:r>
           </w:p>
         </w:tc>
@@ -855,7 +855,7 @@
                 <w:szCs w:val="28"/>
                 <w:rtl/>
               </w:rPr>
-              <w:t xml:space="preserve">اَلرِّيَاضِيَّاتِ</w:t>
+              <w:t xml:space="preserve">خَمْسَةُ طَوَابِقَ</w:t>
             </w:r>
           </w:p>
         </w:tc>
@@ -904,7 +904,7 @@
                 <w:szCs w:val="28"/>
                 <w:rtl/>
               </w:rPr>
-              <w:t xml:space="preserve">اَلْجُغْرَافْيَا</w:t>
+              <w:t xml:space="preserve">أَرْبَعَةُ طَوَابِقَ</w:t>
             </w:r>
           </w:p>
         </w:tc>
@@ -940,7 +940,7 @@
           <w:szCs w:val="28"/>
           <w:rtl/>
         </w:rPr>
-        <w:t xml:space="preserve">مَا دَرْسُهَا الْمُفَضَّلُ؟</w:t>
+        <w:t xml:space="preserve">أَيْنَ الْمَكْتَبَةُ؟</w:t>
       </w:r>
     </w:p>
     <w:tbl>
@@ -1008,7 +1008,7 @@
                 <w:szCs w:val="28"/>
                 <w:rtl/>
               </w:rPr>
-              <w:t xml:space="preserve">اَلتَّارِيخُ</w:t>
+              <w:t xml:space="preserve">فِي الطَّابِقِ الْأَوَّلِ</w:t>
             </w:r>
           </w:p>
         </w:tc>
@@ -1057,7 +1057,7 @@
                 <w:szCs w:val="28"/>
                 <w:rtl/>
               </w:rPr>
-              <w:t xml:space="preserve">اَلرِّيَاضَةُ</w:t>
+              <w:t xml:space="preserve">فِي الطَّابِقِ الثَّالِثِ</w:t>
             </w:r>
           </w:p>
         </w:tc>
@@ -1111,7 +1111,7 @@
                 <w:szCs w:val="28"/>
                 <w:rtl/>
               </w:rPr>
-              <w:t xml:space="preserve">اَلْجُغْرَافْيَا</w:t>
+              <w:t xml:space="preserve">خَلْفَ الْمَدْرَسَةِ</w:t>
             </w:r>
           </w:p>
         </w:tc>
@@ -1160,7 +1160,7 @@
                 <w:szCs w:val="28"/>
                 <w:rtl/>
               </w:rPr>
-              <w:t xml:space="preserve">اَلْعُلُومُ</w:t>
+              <w:t xml:space="preserve">فِي الطَّابِقِ الثَّانِي</w:t>
             </w:r>
           </w:p>
         </w:tc>
@@ -1196,7 +1196,7 @@
           <w:szCs w:val="28"/>
           <w:rtl/>
         </w:rPr>
-        <w:t xml:space="preserve">مَتَى دَرْسُ الرِّيَاضَةِ؟</w:t>
+        <w:t xml:space="preserve">أَيْنَ السَّبُّورَةُ؟</w:t>
       </w:r>
     </w:p>
     <w:tbl>
@@ -1264,7 +1264,7 @@
                 <w:szCs w:val="28"/>
                 <w:rtl/>
               </w:rPr>
-              <w:t xml:space="preserve">يَوْمَ الْخَمِيسِ</w:t>
+              <w:t xml:space="preserve">أَمَامَ الْمَقَاعِدِ</w:t>
             </w:r>
           </w:p>
         </w:tc>
@@ -1313,7 +1313,7 @@
                 <w:szCs w:val="28"/>
                 <w:rtl/>
               </w:rPr>
-              <w:t xml:space="preserve">يَوْمَ الْأَحَدِ</w:t>
+              <w:t xml:space="preserve">تَحْتَ الْمَقَاعِدِ</w:t>
             </w:r>
           </w:p>
         </w:tc>
@@ -1367,7 +1367,7 @@
                 <w:szCs w:val="28"/>
                 <w:rtl/>
               </w:rPr>
-              <w:t xml:space="preserve">يَوْمَ السَّبْتِ</w:t>
+              <w:t xml:space="preserve">يَمِينَ الْمَقْصِفِ</w:t>
             </w:r>
           </w:p>
         </w:tc>
@@ -1416,7 +1416,7 @@
                 <w:szCs w:val="28"/>
                 <w:rtl/>
               </w:rPr>
-              <w:t xml:space="preserve">يَوْمَ الْجُمُعَةِ</w:t>
+              <w:t xml:space="preserve">خَلْفَ الْمَدْرَسَةِ</w:t>
             </w:r>
           </w:p>
         </w:tc>
@@ -1439,7 +1439,7 @@
           <w:sz w:val="20"/>
           <w:szCs w:val="20"/>
         </w:rPr>
-        <w:t xml:space="preserve">d)  Senin en sevdiğin ders hangisidir? Arapça bir cümleyle yazınız.</w:t>
+        <w:t xml:space="preserve">d)  Senin sınıfın kaçıncı kattadır? Arapça bir cümleyle yazınız.</w:t>
       </w:r>
     </w:p>
     <w:p>
@@ -1910,7 +1910,7 @@
                 <w:szCs w:val="28"/>
                 <w:rtl/>
               </w:rPr>
-              <w:t xml:space="preserve">عُمَرُ يَدْرُسُ الرِّيَاضِيَّاتِ.</w:t>
+              <w:t xml:space="preserve">صَفُّ عُمَرَ فِي الطَّابِقِ الْأَوَّلِ.</w:t>
             </w:r>
           </w:p>
         </w:tc>
@@ -2036,7 +2036,7 @@
                 <w:szCs w:val="28"/>
                 <w:rtl/>
               </w:rPr>
-              <w:t xml:space="preserve">دَرْسُ عُمَرَ الْمُفَضَّلُ هُوَ التَّارِيخُ.</w:t>
+              <w:t xml:space="preserve">يُوجَدُ حَاسُوبٌ فِي صَفِّ عُمَرَ.</w:t>
             </w:r>
           </w:p>
         </w:tc>
@@ -2162,7 +2162,7 @@
                 <w:szCs w:val="28"/>
                 <w:rtl/>
               </w:rPr>
-              <w:t xml:space="preserve">عُمَرُ يَلْعَبُ فِي الْمَكْتَبَةِ.</w:t>
+              <w:t xml:space="preserve">اَلْمَقْصِفُ خَلْفَ الْمَكْتَبَةِ.</w:t>
             </w:r>
           </w:p>
         </w:tc>
@@ -2288,7 +2288,7 @@
                 <w:szCs w:val="28"/>
                 <w:rtl/>
               </w:rPr>
-              <w:t xml:space="preserve">عُمَرُ يَذْهَبُ إِلَى الْمَدْرَسَةِ صَبَاحًا.</w:t>
+              <w:t xml:space="preserve">يَلْعَبُ عُمَرُ فِي الْفِنَاءِ.</w:t>
             </w:r>
           </w:p>
         </w:tc>
@@ -2455,7 +2455,7 @@
           <w:sz w:val="20"/>
           <w:szCs w:val="20"/>
         </w:rPr>
-        <w:t xml:space="preserve">1.  Bugün okula gitmediğini söylemek istiyorsun.</w:t>
+        <w:t xml:space="preserve">1.  Sınıfında bilgisayar olmadığını söylemek istiyorsun.</w:t>
       </w:r>
     </w:p>
     <w:tbl>
@@ -2524,7 +2524,7 @@
                 <w:szCs w:val="28"/>
                 <w:rtl/>
               </w:rPr>
-              <w:t xml:space="preserve">أَذْهَبُ إِلَى الْمَدْرَسَةِ.</w:t>
+              <w:t xml:space="preserve">يُوجَدُ حَاسُوبٌ فِي صَفِّي.</w:t>
             </w:r>
           </w:p>
         </w:tc>
@@ -2574,7 +2574,7 @@
                 <w:szCs w:val="28"/>
                 <w:rtl/>
               </w:rPr>
-              <w:t xml:space="preserve">لَا أَذْهَبُ إِلَى الْمَدْرَسَةِ.</w:t>
+              <w:t xml:space="preserve">لَا يُوجَدُ حَاسُوبٌ فِي صَفِّي.</w:t>
             </w:r>
           </w:p>
         </w:tc>
@@ -2629,7 +2629,7 @@
                 <w:szCs w:val="28"/>
                 <w:rtl/>
               </w:rPr>
-              <w:t xml:space="preserve">هَلْ تَذْهَبُ إِلَى الْمَدْرَسَةِ؟</w:t>
+              <w:t xml:space="preserve">هَلْ يُوجَدُ حَاسُوبٌ؟</w:t>
             </w:r>
           </w:p>
         </w:tc>
@@ -2679,7 +2679,7 @@
                 <w:szCs w:val="28"/>
                 <w:rtl/>
               </w:rPr>
-              <w:t xml:space="preserve">أَيْنَ الْمَدْرَسَةُ؟</w:t>
+              <w:t xml:space="preserve">أَيْنَ الْحَاسُوبُ؟</w:t>
             </w:r>
           </w:p>
         </w:tc>
@@ -2702,7 +2702,7 @@
           <w:sz w:val="20"/>
           <w:szCs w:val="20"/>
         </w:rPr>
-        <w:t xml:space="preserve">2.  Okuma metnine göre Sümeyye okula kiminle gidiyor?</w:t>
+        <w:t xml:space="preserve">2.  Okuma metnine göre müdür odası kaçıncı kattadır?</w:t>
       </w:r>
     </w:p>
     <w:tbl>
@@ -2770,7 +2770,7 @@
                 <w:sz w:val="20"/>
                 <w:szCs w:val="20"/>
               </w:rPr>
-              <w:t xml:space="preserve">Amcasının kızıyla</w:t>
+              <w:t xml:space="preserve">Birinci katta</w:t>
             </w:r>
           </w:p>
         </w:tc>
@@ -2819,7 +2819,7 @@
                 <w:sz w:val="20"/>
                 <w:szCs w:val="20"/>
               </w:rPr>
-              <w:t xml:space="preserve">Halasıyla</w:t>
+              <w:t xml:space="preserve">İkinci katta</w:t>
             </w:r>
           </w:p>
         </w:tc>
@@ -2873,7 +2873,7 @@
                 <w:sz w:val="20"/>
                 <w:szCs w:val="20"/>
               </w:rPr>
-              <w:t xml:space="preserve">Ninesiyle</w:t>
+              <w:t xml:space="preserve">Üçüncü katta</w:t>
             </w:r>
           </w:p>
         </w:tc>
@@ -2922,7 +2922,7 @@
                 <w:sz w:val="20"/>
                 <w:szCs w:val="20"/>
               </w:rPr>
-              <w:t xml:space="preserve">Öğretmeniyle</w:t>
+              <w:t xml:space="preserve">Okulun arkasında</w:t>
             </w:r>
           </w:p>
         </w:tc>
@@ -3014,7 +3014,7 @@
                 <w:szCs w:val="28"/>
                 <w:rtl/>
               </w:rPr>
-              <w:t xml:space="preserve">اَلْمَقْصَفُ</w:t>
+              <w:t xml:space="preserve">اَلْمَقْصِفُ</w:t>
             </w:r>
           </w:p>
         </w:tc>
@@ -3119,7 +3119,7 @@
                 <w:szCs w:val="28"/>
                 <w:rtl/>
               </w:rPr>
-              <w:t xml:space="preserve">اَلْمَلْعَبُ</w:t>
+              <w:t xml:space="preserve">اَلْفِنَاءُ</w:t>
             </w:r>
           </w:p>
         </w:tc>
@@ -3169,7 +3169,7 @@
                 <w:szCs w:val="28"/>
                 <w:rtl/>
               </w:rPr>
-              <w:t xml:space="preserve">اَلْإِدَارَةُ</w:t>
+              <w:t xml:space="preserve">اَلْمُخْتَبَرُ</w:t>
             </w:r>
           </w:p>
         </w:tc>
@@ -3192,7 +3192,7 @@
           <w:sz w:val="20"/>
           <w:szCs w:val="20"/>
         </w:rPr>
-        <w:t xml:space="preserve">4.  «هِيَ تَكْتُبُ الدَّرْسَ» cümlesindeki fiil hangi şahsa göre çekimlenmiştir?</w:t>
+        <w:t xml:space="preserve">4.  «اَلسَّاعَةُ فَوْقَ السَّبُّورَةِ» cümlesine göre saat nerededir?</w:t>
       </w:r>
     </w:p>
     <w:tbl>
@@ -3260,7 +3260,7 @@
                 <w:sz w:val="20"/>
                 <w:szCs w:val="20"/>
               </w:rPr>
-              <w:t xml:space="preserve">Ben</w:t>
+              <w:t xml:space="preserve">Tahtanın altında</w:t>
             </w:r>
           </w:p>
         </w:tc>
@@ -3309,7 +3309,7 @@
                 <w:sz w:val="20"/>
                 <w:szCs w:val="20"/>
               </w:rPr>
-              <w:t xml:space="preserve">Sen (kadın)</w:t>
+              <w:t xml:space="preserve">Tahtanın solunda</w:t>
             </w:r>
           </w:p>
         </w:tc>
@@ -3363,7 +3363,7 @@
                 <w:sz w:val="20"/>
                 <w:szCs w:val="20"/>
               </w:rPr>
-              <w:t xml:space="preserve">O (kadın)</w:t>
+              <w:t xml:space="preserve">Tahtanın üstünde</w:t>
             </w:r>
           </w:p>
         </w:tc>
@@ -3412,7 +3412,7 @@
                 <w:sz w:val="20"/>
                 <w:szCs w:val="20"/>
               </w:rPr>
-              <w:t xml:space="preserve">O (erkek)</w:t>
+              <w:t xml:space="preserve">Tahtanın sağında</w:t>
             </w:r>
           </w:p>
         </w:tc>
@@ -3435,7 +3435,7 @@
           <w:sz w:val="20"/>
           <w:szCs w:val="20"/>
         </w:rPr>
-        <w:t xml:space="preserve">5.  Arkadaşına spor dersinin hangi gün olduğunu soruyorsun.</w:t>
+        <w:t xml:space="preserve">5.  Arkadaşına kantinin nerede olduğunu soruyorsun.</w:t>
       </w:r>
     </w:p>
     <w:tbl>
@@ -3504,7 +3504,7 @@
                 <w:szCs w:val="28"/>
                 <w:rtl/>
               </w:rPr>
-              <w:t xml:space="preserve">مَا دَرْسُكَ الْمُفَضَّلُ؟</w:t>
+              <w:t xml:space="preserve">مَا هَذَا الْمَقْصِفُ؟</w:t>
             </w:r>
           </w:p>
         </w:tc>
@@ -3554,7 +3554,7 @@
                 <w:szCs w:val="28"/>
                 <w:rtl/>
               </w:rPr>
-              <w:t xml:space="preserve">مَتَى دَرْسُ الرِّيَاضَةِ؟</w:t>
+              <w:t xml:space="preserve">أَيْنَ الْمَقْصِفُ؟</w:t>
             </w:r>
           </w:p>
         </w:tc>
@@ -3609,7 +3609,7 @@
                 <w:szCs w:val="28"/>
                 <w:rtl/>
               </w:rPr>
-              <w:t xml:space="preserve">أَيْنَ الْمَلْعَبُ؟</w:t>
+              <w:t xml:space="preserve">هَلْ هَذَا مَقْصِفٌ؟</w:t>
             </w:r>
           </w:p>
         </w:tc>
@@ -3659,7 +3659,7 @@
                 <w:szCs w:val="28"/>
                 <w:rtl/>
               </w:rPr>
-              <w:t xml:space="preserve">هَلْ تَدْرُسُ الْعُلُومَ؟</w:t>
+              <w:t xml:space="preserve">مَاذَا فِي الْمَقْصِفِ؟</w:t>
             </w:r>
           </w:p>
         </w:tc>
@@ -3835,7 +3835,7 @@
                 <w:sz w:val="20"/>
                 <w:szCs w:val="20"/>
               </w:rPr>
-              <w:t xml:space="preserve">Okula sabahleyin gittiğini söylüyorsun.</w:t>
+              <w:t xml:space="preserve">Sınıfının üçüncü katta olduğunu söylüyorsun.</w:t>
             </w:r>
           </w:p>
         </w:tc>
@@ -3933,7 +3933,7 @@
                 <w:szCs w:val="28"/>
                 <w:rtl/>
               </w:rPr>
-              <w:t xml:space="preserve">أَذْهَبُ إِلَى الْمَدْرَسَةِ صَبَاحًا.</w:t>
+              <w:t xml:space="preserve">صَفِّي فِي الطَّابِقِ الثَّالِثِ.</w:t>
             </w:r>
           </w:p>
         </w:tc>
@@ -4005,7 +4005,7 @@
                 <w:sz w:val="20"/>
                 <w:szCs w:val="20"/>
               </w:rPr>
-              <w:t xml:space="preserve">En sevdiğin dersi söylüyorsun.</w:t>
+              <w:t xml:space="preserve">Tahtanın sıraların önünde olduğunu söylüyorsun.</w:t>
             </w:r>
           </w:p>
         </w:tc>
@@ -4103,7 +4103,7 @@
                 <w:szCs w:val="28"/>
                 <w:rtl/>
               </w:rPr>
-              <w:t xml:space="preserve">يَوْمَ الْخَمِيسِ دَرْسُ الرِّيَاضَةِ.</w:t>
+              <w:t xml:space="preserve">اَلْمَسْجِدُ خَلْفَ الْمَدْرَسَةِ.</w:t>
             </w:r>
           </w:p>
         </w:tc>
@@ -4273,7 +4273,7 @@
                 <w:szCs w:val="28"/>
                 <w:rtl/>
               </w:rPr>
-              <w:t xml:space="preserve">فِي مَدْرَسَتِي مَخْتَبَرٌ.</w:t>
+              <w:t xml:space="preserve">فِي مَدْرَسَتِي مُخْتَبَرٌ.</w:t>
             </w:r>
           </w:p>
         </w:tc>
@@ -4345,7 +4345,7 @@
                 <w:sz w:val="20"/>
                 <w:szCs w:val="20"/>
               </w:rPr>
-              <w:t xml:space="preserve">Amcanın kızıyla okula gittiğini söylüyorsun.</w:t>
+              <w:t xml:space="preserve">Kütüphanede ne olduğunu soruyorsun.</w:t>
             </w:r>
           </w:p>
         </w:tc>
@@ -4443,7 +4443,7 @@
                 <w:szCs w:val="28"/>
                 <w:rtl/>
               </w:rPr>
-              <w:t xml:space="preserve">أَذْهَبُ مَعَ بِنْتِ عَمِّي.</w:t>
+              <w:t xml:space="preserve">مَاذَا يُوجَدُ فِي الْمَكْتَبَةِ؟</w:t>
             </w:r>
           </w:p>
         </w:tc>
@@ -4515,7 +4515,7 @@
                 <w:sz w:val="20"/>
                 <w:szCs w:val="20"/>
               </w:rPr>
-              <w:t xml:space="preserve">Perşembe günü spor dersi olduğunu söylüyorsun.</w:t>
+              <w:t xml:space="preserve">Mescidin okulun arkasında olduğunu söylüyorsun.</w:t>
             </w:r>
           </w:p>
         </w:tc>
@@ -4613,7 +4613,7 @@
                 <w:szCs w:val="28"/>
                 <w:rtl/>
               </w:rPr>
-              <w:t xml:space="preserve">دَرْسِي الْمُفَضَّلُ الْعُلُومُ.</w:t>
+              <w:t xml:space="preserve">اَلسَّبُّورَةُ أَمَامَ الْمَقَاعِدِ.</w:t>
             </w:r>
           </w:p>
         </w:tc>
@@ -4765,7 +4765,7 @@
                 <w:szCs w:val="30"/>
                 <w:rtl/>
               </w:rPr>
-              <w:t xml:space="preserve">السَّادِسِ   —   مَلْعَبٌ   —   الْعَرَبِيَّةَ   —   الْعُلُومُ   —   الْخَمِيسِ</w:t>
+              <w:t xml:space="preserve">السَّادِسِ   —   طَوَابِقَ   —   الْمَقْصِفُ   —   الثَّانِي   —   خَلْفَ</w:t>
             </w:r>
           </w:p>
         </w:tc>
@@ -4944,7 +4944,7 @@
                 <w:szCs w:val="28"/>
                 <w:rtl/>
               </w:rPr>
-              <w:t xml:space="preserve">فِي الْمَدْرَسَةِ مَكْتَبَةٌ وَ……………………… وَاسِعٌ.</w:t>
+              <w:t xml:space="preserve">فِي الْمَدْرَسَةِ ثَلَاثَةُ ……………………… .</w:t>
             </w:r>
           </w:p>
         </w:tc>
@@ -5016,7 +5016,7 @@
                 <w:szCs w:val="28"/>
                 <w:rtl/>
               </w:rPr>
-              <w:t xml:space="preserve">هِيَ تَدْرُسُ اللُّغَةَ ……………………… .</w:t>
+              <w:t xml:space="preserve">فِي الطَّابِقِ الْأَوَّلِ ……………………… .</w:t>
             </w:r>
           </w:p>
         </w:tc>
@@ -5088,7 +5088,7 @@
                 <w:szCs w:val="28"/>
                 <w:rtl/>
               </w:rPr>
-              <w:t xml:space="preserve">دَرْسُهَا الْمُفَضَّلُ هُوَ ……………………… .</w:t>
+              <w:t xml:space="preserve">اَلْمَكْتَبَةُ فِي الطَّابِقِ ……………………… .</w:t>
             </w:r>
           </w:p>
         </w:tc>
@@ -5160,7 +5160,7 @@
                 <w:szCs w:val="28"/>
                 <w:rtl/>
               </w:rPr>
-              <w:t xml:space="preserve">دَرْسُ الرِّيَاضَةِ يَوْمَ ……………………… .</w:t>
+              <w:t xml:space="preserve">اَلْمَسْجِدُ ……………………… الْمَدْرَسَةِ.</w:t>
             </w:r>
           </w:p>
         </w:tc>
@@ -5206,7 +5206,7 @@
           <w:sz w:val="21"/>
           <w:szCs w:val="21"/>
         </w:rPr>
-        <w:t xml:space="preserve">Aşağıdaki fiillerin hangi şahsa ait olduğunu yazınız.</w:t>
+        <w:t xml:space="preserve">Aşağıdaki yer-yön ifadelerinin Türkçe anlamlarını yazınız.</w:t>
       </w:r>
       <w:r>
         <w:rPr>
@@ -5247,7 +5247,7 @@
           <w:sz w:val="18"/>
           <w:szCs w:val="18"/>
         </w:rPr>
-        <w:t xml:space="preserve">Örnek: أَكْتُبُ fiili «ben» şahsına aittir. Her doğru cevap 2 puandır.</w:t>
+        <w:t xml:space="preserve">Örnek: أَمَامَ الْبَابِ ifadesi «kapının önünde» demektir. Her doğru cevap 2 puandır.</w:t>
       </w:r>
     </w:p>
     <w:tbl>
@@ -5331,7 +5331,7 @@
                 <w:sz w:val="18"/>
                 <w:szCs w:val="18"/>
               </w:rPr>
-              <w:t xml:space="preserve">Fiil</w:t>
+              <w:t xml:space="preserve">İfade</w:t>
             </w:r>
           </w:p>
         </w:tc>
@@ -5363,7 +5363,7 @@
                 <w:sz w:val="18"/>
                 <w:szCs w:val="18"/>
               </w:rPr>
-              <w:t xml:space="preserve">Hangi şahsa ait?</w:t>
+              <w:t xml:space="preserve">Türkçesi</w:t>
             </w:r>
           </w:p>
         </w:tc>
@@ -5429,7 +5429,7 @@
                 <w:szCs w:val="30"/>
                 <w:rtl/>
               </w:rPr>
-              <w:t xml:space="preserve">أَذْهَبُ</w:t>
+              <w:t xml:space="preserve">فَوْقَ الْمَقْعَدِ</w:t>
             </w:r>
           </w:p>
         </w:tc>
@@ -5525,7 +5525,7 @@
                 <w:szCs w:val="30"/>
                 <w:rtl/>
               </w:rPr>
-              <w:t xml:space="preserve">نَدْرُسُ</w:t>
+              <w:t xml:space="preserve">تَحْتَ السَّبُّورَةِ</w:t>
             </w:r>
           </w:p>
         </w:tc>
@@ -5621,7 +5621,7 @@
                 <w:szCs w:val="30"/>
                 <w:rtl/>
               </w:rPr>
-              <w:t xml:space="preserve">يَكْتُبُ</w:t>
+              <w:t xml:space="preserve">يَمِينَ الْمَكْتَبَةِ</w:t>
             </w:r>
           </w:p>
         </w:tc>
@@ -5717,7 +5717,7 @@
                 <w:szCs w:val="30"/>
                 <w:rtl/>
               </w:rPr>
-              <w:t xml:space="preserve">تَقْرَئِينَ</w:t>
+              <w:t xml:space="preserve">يَسَارَ الْمَقْصِفِ</w:t>
             </w:r>
           </w:p>
         </w:tc>
@@ -5813,7 +5813,7 @@
                 <w:szCs w:val="30"/>
                 <w:rtl/>
               </w:rPr>
-              <w:t xml:space="preserve">تَلْعَبُ</w:t>
+              <w:t xml:space="preserve">خَلْفَ الْفِنَاءِ</w:t>
             </w:r>
           </w:p>
         </w:tc>
@@ -6208,7 +6208,7 @@
                 <w:sz w:val="20"/>
                 <w:szCs w:val="20"/>
               </w:rPr>
-              <w:t xml:space="preserve">Okulunda hangi bölümler vardır?</w:t>
+              <w:t xml:space="preserve">Okulda kaç kat vardır?</w:t>
             </w:r>
           </w:p>
         </w:tc>
@@ -6304,7 +6304,7 @@
                 <w:sz w:val="20"/>
                 <w:szCs w:val="20"/>
               </w:rPr>
-              <w:t xml:space="preserve">Sınıfta neler yapıyor?</w:t>
+              <w:t xml:space="preserve">Birinci katta ne vardır?</w:t>
             </w:r>
           </w:p>
         </w:tc>
@@ -6400,7 +6400,7 @@
                 <w:sz w:val="20"/>
                 <w:szCs w:val="20"/>
               </w:rPr>
-              <w:t xml:space="preserve">En sevdiği ders hangisidir?</w:t>
+              <w:t xml:space="preserve">Sınıfında neler var?</w:t>
             </w:r>
           </w:p>
         </w:tc>
@@ -6496,7 +6496,7 @@
                 <w:sz w:val="20"/>
                 <w:szCs w:val="20"/>
               </w:rPr>
-              <w:t xml:space="preserve">Spor dersi hangi gündedir?</w:t>
+              <w:t xml:space="preserve">Mescit nerededir?</w:t>
             </w:r>
           </w:p>
         </w:tc>
@@ -6572,7 +6572,7 @@
           <w:sz w:val="21"/>
           <w:szCs w:val="21"/>
         </w:rPr>
-        <w:t xml:space="preserve">Bir okul gününüzü anlatan kısa bir metin yazınız. Okula kiminle gittiğinizi, okulun bölümlerini ve derslerinizi anlatınız.</w:t>
+        <w:t xml:space="preserve">Okulunuzu tanıtan kısa bir metin yazınız. Bölümlerin kaçıncı katta ve birbirine göre nerede olduğunu belirtiniz.</w:t>
       </w:r>
       <w:r>
         <w:rPr>
@@ -6678,7 +6678,7 @@
                 <w:szCs w:val="30"/>
                 <w:rtl/>
               </w:rPr>
-              <w:t xml:space="preserve">مَدْرَسَتِي   —   أَذْهَبُ   —   مَعَ   —   مَكْتَبَةٌ   —   مَلْعَبٌ   —   أَدْرُسُ   —   دَرْسِي الْمُفَضَّلُ   —   صَبَاحًا</w:t>
+              <w:t xml:space="preserve">مَدْرَسَتِي   —   الطَّابِقُ   —   مَكْتَبَةٌ   —   مُخْتَبَرٌ   —   مَقْصِفٌ   —   أَمَامَ   —   يُوجَدُ</w:t>
             </w:r>
           </w:p>
         </w:tc>
@@ -6958,7 +6958,7 @@
           <w:sz w:val="18"/>
           <w:szCs w:val="18"/>
         </w:rPr>
-        <w:t xml:space="preserve">6. Sınıf · 1. Dönem 2. Yazılı · Beceri temelli · 1-2. Ünite</w:t>
+        <w:t xml:space="preserve">6. Sınıf · 1. Dönem 2. Yazılı · Beceri temelli · 2. Ünite (HAYDİ OKULA!)</w:t>
       </w:r>
     </w:p>
     <w:p>
@@ -7206,7 +7206,7 @@
                 <w:sz w:val="19"/>
                 <w:szCs w:val="19"/>
               </w:rPr>
-              <w:t xml:space="preserve">d) Örnek: دَرْسِي الْمُفَضَّلُ هُوَ اللُّغَةُ الْعَرَبِيَّةُ. (3 puan)</w:t>
+              <w:t xml:space="preserve">d) Örnek: صَفِّي فِي الطَّابِقِ الثَّانِي. (3 puan)</w:t>
             </w:r>
           </w:p>
         </w:tc>
@@ -7318,7 +7318,7 @@
                 <w:sz w:val="19"/>
                 <w:szCs w:val="19"/>
               </w:rPr>
-              <w:t xml:space="preserve">أَنَا عُمَرُ. أَذْهَبُ إِلَى الْمَدْرَسَةِ صَبَاحًا. مَدْرَسَتِي قَرِيبَةٌ مِنْ بَيْتِي. أَدْرُسُ الرِّيَاضِيَّاتِ وَالْعُلُومَ. دَرْسِي الْمُفَضَّلُ هُوَ التَّارِيخُ. بَعْدَ الدَّرْسِ أَلْعَبُ فِي الْمَلْعَبِ مَعَ أَصْدِقَائِي.</w:t>
+              <w:t xml:space="preserve">أَنَا عُمَرُ. مَدْرَسَتِي قَرِيبَةٌ مِنْ بَيْتِي. صَفِّي فِي الطَّابِقِ الْأَوَّلِ. يُوجَدُ فِي صَفِّي حَاسُوبٌ وَخَرِيطَةٌ. اَلْمَقْصِفُ يَمِينَ الْمَكْتَبَةِ. أَلْعَبُ فِي الْفِنَاءِ.</w:t>
             </w:r>
           </w:p>
           <w:p>
@@ -7618,7 +7618,7 @@
                 <w:szCs w:val="27"/>
                 <w:rtl/>
               </w:rPr>
-              <w:t xml:space="preserve">السَّادِسِ ، مَلْعَبٌ ، الْعَرَبِيَّةَ ، الْعُلُومُ ، الْخَمِيسِ</w:t>
+              <w:t xml:space="preserve">السَّادِسِ ، طَوَابِقَ ، الْمَقْصِفُ ، الثَّانِي ، خَلْفَ</w:t>
             </w:r>
           </w:p>
         </w:tc>
@@ -7712,7 +7712,7 @@
                 <w:sz w:val="19"/>
                 <w:szCs w:val="19"/>
               </w:rPr>
-              <w:t xml:space="preserve">ben · biz · o (erkek) · sen (kadın)</w:t>
+              <w:t xml:space="preserve">sıranın üstünde · tahtanın altında · kütüphanenin sağında · kantinin solunda</w:t>
             </w:r>
           </w:p>
           <w:p>
@@ -7730,7 +7730,7 @@
                 <w:sz w:val="19"/>
                 <w:szCs w:val="19"/>
               </w:rPr>
-              <w:t xml:space="preserve">sen (erkek) veya o (kadın) — her iki cevap da kabul edilir</w:t>
+              <w:t xml:space="preserve">avlunun arkasında</w:t>
             </w:r>
           </w:p>
         </w:tc>
@@ -7824,7 +7824,7 @@
                 <w:szCs w:val="27"/>
                 <w:rtl/>
               </w:rPr>
-              <w:t xml:space="preserve">هِيَ فِي الصَّفِّ السَّادِسِ. · فِيهَا مَكْتَبَةٌ وَمَخْتَبَرٌ وَمَلْعَبٌ.</w:t>
+              <w:t xml:space="preserve">هِيَ فِي الصَّفِّ السَّادِسِ. · فِي الْمَدْرَسَةِ ثَلَاثَةُ طَوَابِقَ.</w:t>
             </w:r>
           </w:p>
           <w:p>
@@ -7842,7 +7842,7 @@
                 <w:szCs w:val="27"/>
                 <w:rtl/>
               </w:rPr>
-              <w:t xml:space="preserve">تَقْرَأُ وَتَكْتُبُ وَتَدْرُسُ اللُّغَةَ الْعَرَبِيَّةَ. · دَرْسُهَا الْمُفَضَّلُ الْعُلُومُ.</w:t>
+              <w:t xml:space="preserve">اَلْمَقْصِفُ وَغُرْفَةُ الْمُدِيرِ. · فِيهِ خَرِيطَةٌ وَحَاسُوبٌ وَسَاعَةٌ.</w:t>
             </w:r>
           </w:p>
           <w:p>
@@ -7860,7 +7860,7 @@
                 <w:szCs w:val="27"/>
                 <w:rtl/>
               </w:rPr>
-              <w:t xml:space="preserve">دَرْسُ الرِّيَاضَةِ يَوْمَ الْخَمِيسِ.</w:t>
+              <w:t xml:space="preserve">اَلْمَسْجِدُ خَلْفَ الْمَدْرَسَةِ.</w:t>
             </w:r>
           </w:p>
         </w:tc>
@@ -8172,7 +8172,7 @@
                 <w:sz w:val="19"/>
                 <w:szCs w:val="19"/>
               </w:rPr>
-              <w:t xml:space="preserve">Okul gününü anlatan en az altı satırlık bir metin yazar.</w:t>
+              <w:t xml:space="preserve">Okulunu ve bölümlerinin yerini anlatan en az altı satırlık bir metin yazar.</w:t>
             </w:r>
           </w:p>
         </w:tc>
@@ -8265,7 +8265,7 @@
                 <w:sz w:val="19"/>
                 <w:szCs w:val="19"/>
               </w:rPr>
-              <w:t xml:space="preserve">Okul, ders ve akrabalık sözcüklerini bağlama uygun kullanır.</w:t>
+              <w:t xml:space="preserve">Okul bölümleri, eşya ve sıra sayısı adlarını bağlama uygun kullanır.</w:t>
             </w:r>
           </w:p>
         </w:tc>
@@ -8358,7 +8358,7 @@
                 <w:sz w:val="19"/>
                 <w:szCs w:val="19"/>
               </w:rPr>
-              <w:t xml:space="preserve">Muzâri fiili şahsa uygun çeker; edatları doğru kullanır.</w:t>
+              <w:t xml:space="preserve">Yer-yön zarflarını ve "يُوجَدُ" yapısını doğru kullanır.</w:t>
             </w:r>
           </w:p>
         </w:tc>
@@ -9205,7 +9205,7 @@
                 <w:sz w:val="17"/>
                 <w:szCs w:val="17"/>
               </w:rPr>
-              <w:t xml:space="preserve">ARP.6.1.6.2 — Konuşma modelini durumla eşleştirerek taklit eder.</w:t>
+              <w:t xml:space="preserve">ARP.6.2.5.2 — Konuşma modelini durumla eşleştirerek taklit eder.</w:t>
             </w:r>
           </w:p>
         </w:tc>
@@ -9455,7 +9455,7 @@
                 <w:sz w:val="17"/>
                 <w:szCs w:val="17"/>
               </w:rPr>
-              <w:t xml:space="preserve">ARP.6.2.3.1 — Muzâri fiilin şahıs çekimini ayırt eder.</w:t>
+              <w:t xml:space="preserve">ARP.6.2.3.1 — Yer-yön zarflarını ayırt eder.</w:t>
             </w:r>
           </w:p>
         </w:tc>
